--- a/pr-preview/pr-311/calculus-double-integrals-tracked-changes.docx
+++ b/pr-preview/pr-311/calculus-double-integrals-tracked-changes.docx
@@ -16,7 +16,7 @@
       </w:pPr>
       <w:del w:id="1" w:author="PR Preview" w:date="2026-01-01T00:00:00Z">
         <w:r>
-          <w:delText xml:space="preserve">Last modified: 2026-10-15 13:39:21 (PDT)</w:delText>
+          <w:delText xml:space="preserve">Last modified: 2026-10-15 14:23:59 (PDT)</w:delText>
         </w:r>
       </w:del>
     </w:p>
@@ -26,11 +26,11 @@
       </w:pPr>
       <w:ins w:id="2" w:author="PR Preview" w:date="2026-01-01T00:00:00Z">
         <w:r>
-          <w:t xml:space="preserve">Last modified: 2026-10-15 13:56:31 (PDT)</w:t>
+          <w:t xml:space="preserve">Last modified: 2026-10-15 15:23:10 (PDT)</w:t>
         </w:r>
       </w:ins>
     </w:p>
-    <w:bookmarkStart w:id="87" w:name="sec-double-integrals"/>
+    <w:bookmarkStart w:id="88" w:name="sec-double-integrals"/>
     <w:p>
       <w:pPr>
         <w:pStyle w:val="Heading2"/>
@@ -24749,47 +24749,114 @@
       <w:pPr>
         <w:pStyle w:val="FirstParagraph"/>
       </w:pPr>
-      <w:r>
-        <w:rPr>
-          <w:b/>
-          <w:bCs/>
-        </w:rPr>
-        <w:t xml:space="preserve">Exercise 8 (Harmonic numbers via double integrals)</w:t>
-      </w:r>
-      <w:r>
-        <w:t xml:space="preserve"> </w:t>
-      </w:r>
-      <w:r>
-        <w:t xml:space="preserve">Adapted from</w:t>
-      </w:r>
-      <w:r>
-        <w:t xml:space="preserve"> </w:t>
-      </w:r>
-      <w:r>
-        <w:t xml:space="preserve">Miller (2016)</w:t>
-      </w:r>
-      <w:r>
-        <w:t xml:space="preserve">, Question 1.1.54.</w:t>
-      </w:r>
+      <w:del w:id="3" w:author="PR Preview" w:date="2026-01-01T00:00:00Z">
+        <w:r>
+          <w:rPr>
+            <w:b/>
+            <w:bCs/>
+          </w:rPr>
+          <w:delText xml:space="preserve">Exercise 8 (Harmonic numbers via double integrals)</w:delText>
+        </w:r>
+      </w:del>
+      <w:del w:id="4" w:author="PR Preview" w:date="2026-01-01T00:00:00Z">
+        <w:r>
+          <w:delText xml:space="preserve"> </w:delText>
+        </w:r>
+      </w:del>
+      <w:del w:id="5" w:author="PR Preview" w:date="2026-01-01T00:00:00Z">
+        <w:r>
+          <w:delText xml:space="preserve">Adapted from</w:delText>
+        </w:r>
+      </w:del>
+      <w:del w:id="6" w:author="PR Preview" w:date="2026-01-01T00:00:00Z">
+        <w:r>
+          <w:delText xml:space="preserve"> </w:delText>
+        </w:r>
+      </w:del>
+      <w:del w:id="7" w:author="PR Preview" w:date="2026-01-01T00:00:00Z">
+        <w:r>
+          <w:delText xml:space="preserve">Miller (2016)</w:delText>
+        </w:r>
+      </w:del>
+      <w:del w:id="8" w:author="PR Preview" w:date="2026-01-01T00:00:00Z">
+        <w:r>
+          <w:delText xml:space="preserve">, Question 1.1.54.</w:delText>
+        </w:r>
+      </w:del>
     </w:p>
     <w:p>
       <w:pPr>
         <w:pStyle w:val="BodyText"/>
       </w:pPr>
-      <w:r>
-        <w:t xml:space="preserve">Prove that for every positive integer</w:t>
-      </w:r>
-      <w:r>
-        <w:t xml:space="preserve"> </w:t>
-      </w:r>
+      <w:del w:id="9" w:author="PR Preview" w:date="2026-01-01T00:00:00Z">
+        <w:r>
+          <w:delText xml:space="preserve">Prove that for every positive integer</w:delText>
+        </w:r>
+      </w:del>
+      <w:del w:id="10" w:author="PR Preview" w:date="2026-01-01T00:00:00Z">
+        <w:r>
+          <w:delText xml:space="preserve"> </w:delText>
+        </w:r>
+      </w:del>
       <m:oMath>
         <m:r>
           <m:t>n</m:t>
         </m:r>
       </m:oMath>
-      <w:r>
-        <w:t xml:space="preserve">:</w:t>
-      </w:r>
+      <w:del w:id="11" w:author="PR Preview" w:date="2026-01-01T00:00:00Z">
+        <w:r>
+          <w:delText xml:space="preserve">:</w:delText>
+        </w:r>
+      </w:del>
+    </w:p>
+    <w:p>
+      <w:pPr>
+        <w:pStyle w:val="FirstParagraph"/>
+      </w:pPr>
+      <w:ins w:id="12" w:author="PR Preview" w:date="2026-01-01T00:00:00Z">
+        <w:r>
+          <w:rPr>
+            <w:b/>
+            <w:bCs/>
+          </w:rPr>
+          <w:t xml:space="preserve">Exercise 8 (A double integral with a parameter)</w:t>
+        </w:r>
+      </w:ins>
+      <w:ins w:id="13" w:author="PR Preview" w:date="2026-01-01T00:00:00Z">
+        <w:r>
+          <w:t xml:space="preserve"> </w:t>
+        </w:r>
+      </w:ins>
+      <w:ins w:id="14" w:author="PR Preview" w:date="2026-01-01T00:00:00Z">
+        <w:r>
+          <w:t xml:space="preserve">Adapted from</w:t>
+        </w:r>
+      </w:ins>
+      <w:ins w:id="15" w:author="PR Preview" w:date="2026-01-01T00:00:00Z">
+        <w:r>
+          <w:t xml:space="preserve"> </w:t>
+        </w:r>
+      </w:ins>
+      <w:ins w:id="16" w:author="PR Preview" w:date="2026-01-01T00:00:00Z">
+        <w:r>
+          <w:t xml:space="preserve">Miller (2016)</w:t>
+        </w:r>
+      </w:ins>
+      <w:ins w:id="17" w:author="PR Preview" w:date="2026-01-01T00:00:00Z">
+        <w:r>
+          <w:t xml:space="preserve">, Question 1.1.54.</w:t>
+        </w:r>
+      </w:ins>
+    </w:p>
+    <w:p>
+      <w:pPr>
+        <w:pStyle w:val="BodyText"/>
+      </w:pPr>
+      <w:ins w:id="18" w:author="PR Preview" w:date="2026-01-01T00:00:00Z">
+        <w:r>
+          <w:t xml:space="preserve">Evaluate the double integral</w:t>
+        </w:r>
+      </w:ins>
     </w:p>
     <w:p>
       <w:pPr>
@@ -24800,7 +24867,23 @@
           <m:jc m:val="center"/>
         </m:oMathParaPr>
         <m:oMath>
-          <m:eqArr>
+          <m:nary>
+            <m:naryPr>
+              <m:chr m:val="∫"/>
+              <m:limLoc m:val="subSup"/>
+              <m:subHide m:val="off"/>
+              <m:supHide m:val="off"/>
+            </m:naryPr>
+            <m:sub>
+              <m:r>
+                <m:t>0</m:t>
+              </m:r>
+            </m:sub>
+            <m:sup>
+              <m:r>
+                <m:t>1</m:t>
+              </m:r>
+            </m:sup>
             <m:e>
               <m:nary>
                 <m:naryPr>
@@ -24820,263 +24903,231 @@
                   </m:r>
                 </m:sup>
                 <m:e>
-                  <m:nary>
-                    <m:naryPr>
-                      <m:chr m:val="∫"/>
-                      <m:limLoc m:val="subSup"/>
-                      <m:subHide m:val="off"/>
-                      <m:supHide m:val="off"/>
-                    </m:naryPr>
-                    <m:sub>
-                      <m:r>
-                        <m:t>0</m:t>
-                      </m:r>
-                    </m:sub>
-                    <m:sup>
-                      <m:r>
-                        <m:t>1</m:t>
-                      </m:r>
-                    </m:sup>
-                    <m:e>
-                      <m:r>
-                        <m:t>n</m:t>
-                      </m:r>
-                    </m:e>
-                  </m:nary>
-                </m:e>
-              </m:nary>
-              <m:r>
-                <m:rPr>
-                  <m:sty m:val="p"/>
-                </m:rPr>
-                <m:t>(</m:t>
-              </m:r>
-              <m:r>
-                <m:t>1</m:t>
-              </m:r>
-              <m:r>
-                <m:rPr>
-                  <m:sty m:val="p"/>
-                </m:rPr>
-                <m:t>−</m:t>
-              </m:r>
-              <m:r>
-                <m:t>x</m:t>
-              </m:r>
-              <m:r>
-                <m:t>y</m:t>
-              </m:r>
-              <m:sSup>
-                <m:e>
-                  <m:r>
-                    <m:rPr>
-                      <m:sty m:val="p"/>
-                    </m:rPr>
-                    <m:t>)</m:t>
-                  </m:r>
-                </m:e>
-                <m:sup>
                   <m:r>
                     <m:t>n</m:t>
                   </m:r>
-                  <m:r>
-                    <m:rPr>
-                      <m:sty m:val="p"/>
-                    </m:rPr>
-                    <m:t>−</m:t>
-                  </m:r>
-                  <m:r>
-                    <m:t>1</m:t>
-                  </m:r>
-                </m:sup>
-              </m:sSup>
-              <m:r>
-                <m:t> </m:t>
-              </m:r>
-              <m:r>
-                <m:t>d</m:t>
-              </m:r>
-              <m:r>
-                <m:t>x</m:t>
-              </m:r>
-              <m:r>
-                <m:t> </m:t>
-              </m:r>
-              <m:r>
-                <m:t>d</m:t>
-              </m:r>
-              <m:r>
-                <m:t>y</m:t>
-              </m:r>
-              <m:r>
-                <m:t>&amp;</m:t>
-              </m:r>
-              <m:r>
-                <m:rPr>
-                  <m:sty m:val="p"/>
-                </m:rPr>
-                <m:t>=</m:t>
-              </m:r>
-              <m:nary>
-                <m:naryPr>
-                  <m:chr m:val="∑"/>
-                  <m:limLoc m:val="undOvr"/>
-                  <m:subHide m:val="off"/>
-                  <m:supHide m:val="off"/>
-                </m:naryPr>
-                <m:sub>
-                  <m:r>
-                    <m:t>k</m:t>
-                  </m:r>
-                  <m:r>
-                    <m:rPr>
-                      <m:sty m:val="p"/>
-                    </m:rPr>
-                    <m:t>=</m:t>
-                  </m:r>
-                  <m:r>
-                    <m:t>1</m:t>
-                  </m:r>
-                </m:sub>
-                <m:sup>
-                  <m:r>
-                    <m:t>n</m:t>
-                  </m:r>
-                </m:sup>
-                <m:e>
-                  <m:f>
-                    <m:fPr>
-                      <m:type m:val="bar"/>
-                    </m:fPr>
-                    <m:num>
-                      <m:r>
-                        <m:t>1</m:t>
-                      </m:r>
-                    </m:num>
-                    <m:den>
-                      <m:r>
-                        <m:t>k</m:t>
-                      </m:r>
-                    </m:den>
-                  </m:f>
                 </m:e>
               </m:nary>
             </m:e>
+          </m:nary>
+          <m:r>
+            <m:rPr>
+              <m:sty m:val="p"/>
+            </m:rPr>
+            <m:t>(</m:t>
+          </m:r>
+          <m:r>
+            <m:t>1</m:t>
+          </m:r>
+          <m:r>
+            <m:rPr>
+              <m:sty m:val="p"/>
+            </m:rPr>
+            <m:t>−</m:t>
+          </m:r>
+          <m:r>
+            <m:t>x</m:t>
+          </m:r>
+          <m:r>
+            <m:t>y</m:t>
+          </m:r>
+          <m:sSup>
             <m:e>
               <m:r>
-                <m:t>&amp;</m:t>
-              </m:r>
-              <m:r>
-                <m:rPr>
-                  <m:sty m:val="p"/>
-                </m:rPr>
-                <m:t>=</m:t>
+                <m:rPr>
+                  <m:sty m:val="p"/>
+                </m:rPr>
+                <m:t>)</m:t>
+              </m:r>
+            </m:e>
+            <m:sup>
+              <m:r>
+                <m:t>n</m:t>
+              </m:r>
+              <m:r>
+                <m:rPr>
+                  <m:sty m:val="p"/>
+                </m:rPr>
+                <m:t>−</m:t>
               </m:r>
               <m:r>
                 <m:t>1</m:t>
               </m:r>
-              <m:r>
-                <m:rPr>
-                  <m:sty m:val="p"/>
-                </m:rPr>
-                <m:t>+</m:t>
-              </m:r>
-              <m:f>
-                <m:fPr>
-                  <m:type m:val="bar"/>
-                </m:fPr>
-                <m:num>
-                  <m:r>
-                    <m:t>1</m:t>
-                  </m:r>
-                </m:num>
-                <m:den>
-                  <m:r>
-                    <m:t>2</m:t>
-                  </m:r>
-                </m:den>
-              </m:f>
-              <m:r>
-                <m:rPr>
-                  <m:sty m:val="p"/>
-                </m:rPr>
-                <m:t>+</m:t>
-              </m:r>
-              <m:r>
-                <m:rPr>
-                  <m:sty m:val="p"/>
-                </m:rPr>
-                <m:t>…</m:t>
-              </m:r>
-              <m:r>
-                <m:rPr>
-                  <m:sty m:val="p"/>
-                </m:rPr>
-                <m:t>+</m:t>
-              </m:r>
-              <m:f>
-                <m:fPr>
-                  <m:type m:val="bar"/>
-                </m:fPr>
-                <m:num>
-                  <m:r>
-                    <m:t>1</m:t>
-                  </m:r>
-                </m:num>
-                <m:den>
-                  <m:r>
-                    <m:t>n</m:t>
-                  </m:r>
-                </m:den>
-              </m:f>
-            </m:e>
-          </m:eqArr>
+            </m:sup>
+          </m:sSup>
+          <m:r>
+            <m:t> </m:t>
+          </m:r>
+          <m:r>
+            <m:t>d</m:t>
+          </m:r>
+          <m:r>
+            <m:t>x</m:t>
+          </m:r>
+          <m:r>
+            <m:t> </m:t>
+          </m:r>
+          <m:r>
+            <m:t>d</m:t>
+          </m:r>
+          <m:r>
+            <m:t>y</m:t>
+          </m:r>
         </m:oMath>
       </m:oMathPara>
+    </w:p>
+    <w:p>
+      <w:pPr>
+        <w:pStyle w:val="FirstParagraph"/>
+      </w:pPr>
+      <w:del w:id="19" w:author="PR Preview" w:date="2026-01-01T00:00:00Z">
+        <w:r>
+          <w:rPr>
+            <w:i/>
+            <w:iCs/>
+          </w:rPr>
+          <w:delText xml:space="preserve">Solution 8</w:delText>
+        </w:r>
+      </w:del>
+      <w:del w:id="20" w:author="PR Preview" w:date="2026-01-01T00:00:00Z">
+        <w:r>
+          <w:delText xml:space="preserve">. </w:delText>
+        </w:r>
+      </w:del>
+      <w:del w:id="21" w:author="PR Preview" w:date="2026-01-01T00:00:00Z">
+        <w:r>
+          <w:rPr>
+            <w:b/>
+            <w:bCs/>
+          </w:rPr>
+          <w:delText xml:space="preserve">Method 1 (integration then geometric series):</w:delText>
+        </w:r>
+      </w:del>
+      <w:del w:id="22" w:author="PR Preview" w:date="2026-01-01T00:00:00Z">
+        <w:r>
+          <w:delText xml:space="preserve"> </w:delText>
+        </w:r>
+      </w:del>
+      <w:del w:id="23" w:author="PR Preview" w:date="2026-01-01T00:00:00Z">
+        <w:r>
+          <w:delText xml:space="preserve">Integrate with respect to</w:delText>
+        </w:r>
+      </w:del>
+      <w:del w:id="24" w:author="PR Preview" w:date="2026-01-01T00:00:00Z">
+        <w:r>
+          <w:delText xml:space="preserve"> </w:delText>
+        </w:r>
+      </w:del>
+      <m:oMath>
+        <m:r>
+          <m:t>x</m:t>
+        </m:r>
+      </m:oMath>
+      <w:del w:id="25" w:author="PR Preview" w:date="2026-01-01T00:00:00Z">
+        <w:r>
+          <w:delText xml:space="preserve"> </w:delText>
+        </w:r>
+      </w:del>
+      <w:del w:id="26" w:author="PR Preview" w:date="2026-01-01T00:00:00Z">
+        <w:r>
+          <w:delText xml:space="preserve">first:</w:delText>
+        </w:r>
+      </w:del>
+    </w:p>
+    <w:p>
+      <w:pPr>
+        <w:pStyle w:val="FirstParagraph"/>
+      </w:pPr>
+      <w:ins w:id="27" w:author="PR Preview" w:date="2026-01-01T00:00:00Z">
+        <w:r>
+          <w:t xml:space="preserve">for every positive integer</w:t>
+        </w:r>
+      </w:ins>
+      <w:ins w:id="28" w:author="PR Preview" w:date="2026-01-01T00:00:00Z">
+        <w:r>
+          <w:t xml:space="preserve"> </w:t>
+        </w:r>
+      </w:ins>
+      <m:oMath>
+        <m:r>
+          <m:t>n</m:t>
+        </m:r>
+      </m:oMath>
+      <w:ins w:id="29" w:author="PR Preview" w:date="2026-01-01T00:00:00Z">
+        <w:r>
+          <w:t xml:space="preserve">,</w:t>
+        </w:r>
+      </w:ins>
+      <w:ins w:id="30" w:author="PR Preview" w:date="2026-01-01T00:00:00Z">
+        <w:r>
+          <w:t xml:space="preserve"> </w:t>
+        </w:r>
+      </w:ins>
+      <w:ins w:id="31" w:author="PR Preview" w:date="2026-01-01T00:00:00Z">
+        <w:r>
+          <w:t xml:space="preserve">and write the result as a sum of reciprocals of integers.</w:t>
+        </w:r>
+      </w:ins>
     </w:p>
     <w:bookmarkEnd w:id="56"/>
     <w:bookmarkStart w:id="57" w:name="sol-miller-dint-harmonic-identity"/>
     <w:p>
       <w:pPr>
-        <w:pStyle w:val="FirstParagraph"/>
+        <w:pStyle w:val="BodyText"/>
       </w:pPr>
-      <w:r>
-        <w:rPr>
-          <w:i/>
-          <w:iCs/>
-        </w:rPr>
-        <w:t xml:space="preserve">Solution 8</w:t>
-      </w:r>
-      <w:r>
-        <w:t xml:space="preserve">. </w:t>
-      </w:r>
-      <w:r>
-        <w:rPr>
-          <w:b/>
-          <w:bCs/>
-        </w:rPr>
-        <w:t xml:space="preserve">Method 1 (integration then geometric series):</w:t>
-      </w:r>
-      <w:r>
-        <w:t xml:space="preserve"> </w:t>
-      </w:r>
-      <w:r>
-        <w:t xml:space="preserve">Integrate with respect to</w:t>
-      </w:r>
-      <w:r>
-        <w:t xml:space="preserve"> </w:t>
-      </w:r>
+      <w:ins w:id="32" w:author="PR Preview" w:date="2026-01-01T00:00:00Z">
+        <w:r>
+          <w:rPr>
+            <w:i/>
+            <w:iCs/>
+          </w:rPr>
+          <w:t xml:space="preserve">Solution 8</w:t>
+        </w:r>
+      </w:ins>
+      <w:ins w:id="33" w:author="PR Preview" w:date="2026-01-01T00:00:00Z">
+        <w:r>
+          <w:t xml:space="preserve">. </w:t>
+        </w:r>
+      </w:ins>
+      <w:ins w:id="34" w:author="PR Preview" w:date="2026-01-01T00:00:00Z">
+        <w:r>
+          <w:rPr>
+            <w:b/>
+            <w:bCs/>
+          </w:rPr>
+          <w:t xml:space="preserve">Integration, then a geometric series:</w:t>
+        </w:r>
+      </w:ins>
+      <w:ins w:id="35" w:author="PR Preview" w:date="2026-01-01T00:00:00Z">
+        <w:r>
+          <w:t xml:space="preserve"> </w:t>
+        </w:r>
+      </w:ins>
+      <w:ins w:id="36" w:author="PR Preview" w:date="2026-01-01T00:00:00Z">
+        <w:r>
+          <w:t xml:space="preserve">Integrate with respect to</w:t>
+        </w:r>
+      </w:ins>
+      <w:ins w:id="37" w:author="PR Preview" w:date="2026-01-01T00:00:00Z">
+        <w:r>
+          <w:t xml:space="preserve"> </w:t>
+        </w:r>
+      </w:ins>
       <m:oMath>
         <m:r>
           <m:t>x</m:t>
         </m:r>
       </m:oMath>
-      <w:r>
-        <w:t xml:space="preserve"> </w:t>
-      </w:r>
-      <w:r>
-        <w:t xml:space="preserve">first:</w:t>
-      </w:r>
+      <w:ins w:id="38" w:author="PR Preview" w:date="2026-01-01T00:00:00Z">
+        <w:r>
+          <w:t xml:space="preserve"> </w:t>
+        </w:r>
+      </w:ins>
+      <w:ins w:id="39" w:author="PR Preview" w:date="2026-01-01T00:00:00Z">
+        <w:r>
+          <w:t xml:space="preserve">first:</w:t>
+        </w:r>
+      </w:ins>
     </w:p>
     <w:p>
       <w:pPr>
@@ -26165,22 +26216,30 @@
       <w:pPr>
         <w:pStyle w:val="FirstParagraph"/>
       </w:pPr>
-      <w:r>
-        <w:rPr>
-          <w:b/>
-          <w:bCs/>
-        </w:rPr>
-        <w:t xml:space="preserve">Method 2 (binomial expansion):</w:t>
-      </w:r>
-      <w:r>
-        <w:t xml:space="preserve"> </w:t>
-      </w:r>
-      <w:r>
-        <w:t xml:space="preserve">Expand</w:t>
-      </w:r>
-      <w:r>
-        <w:t xml:space="preserve"> </w:t>
-      </w:r>
+      <w:del w:id="40" w:author="PR Preview" w:date="2026-01-01T00:00:00Z">
+        <w:r>
+          <w:rPr>
+            <w:b/>
+            <w:bCs/>
+          </w:rPr>
+          <w:delText xml:space="preserve">Method 2 (binomial expansion):</w:delText>
+        </w:r>
+      </w:del>
+      <w:del w:id="41" w:author="PR Preview" w:date="2026-01-01T00:00:00Z">
+        <w:r>
+          <w:delText xml:space="preserve"> </w:delText>
+        </w:r>
+      </w:del>
+      <w:del w:id="42" w:author="PR Preview" w:date="2026-01-01T00:00:00Z">
+        <w:r>
+          <w:delText xml:space="preserve">Expand</w:delText>
+        </w:r>
+      </w:del>
+      <w:del w:id="43" w:author="PR Preview" w:date="2026-01-01T00:00:00Z">
+        <w:r>
+          <w:delText xml:space="preserve"> </w:delText>
+        </w:r>
+      </w:del>
       <m:oMath>
         <m:r>
           <m:rPr>
@@ -26363,12 +26422,16 @@
           </m:sup>
         </m:sSup>
       </m:oMath>
-      <w:r>
-        <w:t xml:space="preserve">. Integrating over</w:t>
-      </w:r>
-      <w:r>
-        <w:t xml:space="preserve"> </w:t>
-      </w:r>
+      <w:del w:id="44" w:author="PR Preview" w:date="2026-01-01T00:00:00Z">
+        <w:r>
+          <w:delText xml:space="preserve">. Integrating over</w:delText>
+        </w:r>
+      </w:del>
+      <w:del w:id="45" w:author="PR Preview" w:date="2026-01-01T00:00:00Z">
+        <w:r>
+          <w:delText xml:space="preserve"> </w:delText>
+        </w:r>
+      </w:del>
       <m:oMath>
         <m:r>
           <m:rPr>
@@ -26404,9 +26467,312 @@
           </m:sup>
         </m:sSup>
       </m:oMath>
-      <w:r>
-        <w:t xml:space="preserve">:</w:t>
-      </w:r>
+      <w:del w:id="46" w:author="PR Preview" w:date="2026-01-01T00:00:00Z">
+        <w:r>
+          <w:delText xml:space="preserve">:</w:delText>
+        </w:r>
+      </w:del>
+    </w:p>
+    <w:p>
+      <w:pPr>
+        <w:pStyle w:val="FirstParagraph"/>
+      </w:pPr>
+      <w:ins w:id="47" w:author="PR Preview" w:date="2026-01-01T00:00:00Z">
+        <w:r>
+          <w:t xml:space="preserve">The result is stated as</w:t>
+        </w:r>
+      </w:ins>
+      <w:ins w:id="48" w:author="PR Preview" w:date="2026-01-01T00:00:00Z">
+        <w:r>
+          <w:t xml:space="preserve"> </w:t>
+        </w:r>
+      </w:ins>
+      <w:hyperlink w:anchor="thm-dint-harmonic-identity">
+        <w:ins w:id="49" w:author="PR Preview" w:date="2026-01-01T00:00:00Z">
+          <w:r>
+            <w:rPr>
+              <w:rStyle w:val="Hyperlink"/>
+            </w:rPr>
+            <w:t xml:space="preserve">Theorem 3</w:t>
+          </w:r>
+        </w:ins>
+      </w:hyperlink>
+      <w:ins w:id="50" w:author="PR Preview" w:date="2026-01-01T00:00:00Z">
+        <w:r>
+          <w:t xml:space="preserve">.</w:t>
+        </w:r>
+      </w:ins>
+    </w:p>
+    <w:p>
+      <w:pPr>
+        <w:pStyle w:val="BodyText"/>
+      </w:pPr>
+      <w:ins w:id="51" w:author="PR Preview" w:date="2026-01-01T00:00:00Z">
+        <w:r>
+          <w:rPr>
+            <w:i/>
+            <w:iCs/>
+          </w:rPr>
+          <w:t xml:space="preserve">Remark (binomial expansion):</w:t>
+        </w:r>
+      </w:ins>
+      <w:ins w:id="52" w:author="PR Preview" w:date="2026-01-01T00:00:00Z">
+        <w:r>
+          <w:t xml:space="preserve"> </w:t>
+        </w:r>
+      </w:ins>
+      <w:ins w:id="53" w:author="PR Preview" w:date="2026-01-01T00:00:00Z">
+        <w:r>
+          <w:t xml:space="preserve">The same integral can be expanded in a different way.</w:t>
+        </w:r>
+      </w:ins>
+      <w:ins w:id="54" w:author="PR Preview" w:date="2026-01-01T00:00:00Z">
+        <w:r>
+          <w:t xml:space="preserve"> </w:t>
+        </w:r>
+      </w:ins>
+      <w:ins w:id="55" w:author="PR Preview" w:date="2026-01-01T00:00:00Z">
+        <w:r>
+          <w:t xml:space="preserve">Expand</w:t>
+        </w:r>
+      </w:ins>
+      <w:ins w:id="56" w:author="PR Preview" w:date="2026-01-01T00:00:00Z">
+        <w:r>
+          <w:t xml:space="preserve"> </w:t>
+        </w:r>
+      </w:ins>
+      <m:oMath>
+        <m:r>
+          <m:rPr>
+            <m:sty m:val="p"/>
+          </m:rPr>
+          <m:t>(</m:t>
+        </m:r>
+        <m:r>
+          <m:t>1</m:t>
+        </m:r>
+        <m:r>
+          <m:rPr>
+            <m:sty m:val="p"/>
+          </m:rPr>
+          <m:t>−</m:t>
+        </m:r>
+        <m:r>
+          <m:t>x</m:t>
+        </m:r>
+        <m:r>
+          <m:t>y</m:t>
+        </m:r>
+        <m:sSup>
+          <m:e>
+            <m:r>
+              <m:rPr>
+                <m:sty m:val="p"/>
+              </m:rPr>
+              <m:t>)</m:t>
+            </m:r>
+          </m:e>
+          <m:sup>
+            <m:r>
+              <m:t>n</m:t>
+            </m:r>
+            <m:r>
+              <m:rPr>
+                <m:sty m:val="p"/>
+              </m:rPr>
+              <m:t>−</m:t>
+            </m:r>
+            <m:r>
+              <m:t>1</m:t>
+            </m:r>
+          </m:sup>
+        </m:sSup>
+        <m:r>
+          <m:rPr>
+            <m:sty m:val="p"/>
+          </m:rPr>
+          <m:t>=</m:t>
+        </m:r>
+        <m:nary>
+          <m:naryPr>
+            <m:chr m:val="∑"/>
+            <m:limLoc m:val="undOvr"/>
+            <m:subHide m:val="off"/>
+            <m:supHide m:val="off"/>
+          </m:naryPr>
+          <m:sub>
+            <m:r>
+              <m:t>k</m:t>
+            </m:r>
+            <m:r>
+              <m:rPr>
+                <m:sty m:val="p"/>
+              </m:rPr>
+              <m:t>=</m:t>
+            </m:r>
+            <m:r>
+              <m:t>0</m:t>
+            </m:r>
+          </m:sub>
+          <m:sup>
+            <m:r>
+              <m:t>n</m:t>
+            </m:r>
+            <m:r>
+              <m:rPr>
+                <m:sty m:val="p"/>
+              </m:rPr>
+              <m:t>−</m:t>
+            </m:r>
+            <m:r>
+              <m:t>1</m:t>
+            </m:r>
+          </m:sup>
+          <m:e>
+            <m:d>
+              <m:dPr>
+                <m:begChr m:val="("/>
+                <m:sepChr m:val=""/>
+                <m:endChr m:val=")"/>
+                <m:grow/>
+              </m:dPr>
+              <m:e>
+                <m:f>
+                  <m:fPr>
+                    <m:type m:val="noBar"/>
+                  </m:fPr>
+                  <m:num>
+                    <m:r>
+                      <m:t>n</m:t>
+                    </m:r>
+                    <m:r>
+                      <m:rPr>
+                        <m:sty m:val="p"/>
+                      </m:rPr>
+                      <m:t>−</m:t>
+                    </m:r>
+                    <m:r>
+                      <m:t>1</m:t>
+                    </m:r>
+                  </m:num>
+                  <m:den>
+                    <m:r>
+                      <m:t>k</m:t>
+                    </m:r>
+                  </m:den>
+                </m:f>
+              </m:e>
+            </m:d>
+          </m:e>
+        </m:nary>
+        <m:r>
+          <m:rPr>
+            <m:sty m:val="p"/>
+          </m:rPr>
+          <m:t>(</m:t>
+        </m:r>
+        <m:r>
+          <m:rPr>
+            <m:sty m:val="p"/>
+          </m:rPr>
+          <m:t>−</m:t>
+        </m:r>
+        <m:r>
+          <m:t>1</m:t>
+        </m:r>
+        <m:sSup>
+          <m:e>
+            <m:r>
+              <m:rPr>
+                <m:sty m:val="p"/>
+              </m:rPr>
+              <m:t>)</m:t>
+            </m:r>
+          </m:e>
+          <m:sup>
+            <m:r>
+              <m:t>k</m:t>
+            </m:r>
+          </m:sup>
+        </m:sSup>
+        <m:r>
+          <m:rPr>
+            <m:sty m:val="p"/>
+          </m:rPr>
+          <m:t>(</m:t>
+        </m:r>
+        <m:r>
+          <m:t>x</m:t>
+        </m:r>
+        <m:r>
+          <m:t>y</m:t>
+        </m:r>
+        <m:sSup>
+          <m:e>
+            <m:r>
+              <m:rPr>
+                <m:sty m:val="p"/>
+              </m:rPr>
+              <m:t>)</m:t>
+            </m:r>
+          </m:e>
+          <m:sup>
+            <m:r>
+              <m:t>k</m:t>
+            </m:r>
+          </m:sup>
+        </m:sSup>
+      </m:oMath>
+      <w:ins w:id="57" w:author="PR Preview" w:date="2026-01-01T00:00:00Z">
+        <w:r>
+          <w:t xml:space="preserve">. Integrating over</w:t>
+        </w:r>
+      </w:ins>
+      <w:ins w:id="58" w:author="PR Preview" w:date="2026-01-01T00:00:00Z">
+        <w:r>
+          <w:t xml:space="preserve"> </w:t>
+        </w:r>
+      </w:ins>
+      <m:oMath>
+        <m:r>
+          <m:rPr>
+            <m:sty m:val="p"/>
+          </m:rPr>
+          <m:t>[</m:t>
+        </m:r>
+        <m:r>
+          <m:t>0</m:t>
+        </m:r>
+        <m:r>
+          <m:rPr>
+            <m:sty m:val="p"/>
+          </m:rPr>
+          <m:t>,</m:t>
+        </m:r>
+        <m:r>
+          <m:t>1</m:t>
+        </m:r>
+        <m:sSup>
+          <m:e>
+            <m:r>
+              <m:rPr>
+                <m:sty m:val="p"/>
+              </m:rPr>
+              <m:t>]</m:t>
+            </m:r>
+          </m:e>
+          <m:sup>
+            <m:r>
+              <m:t>2</m:t>
+            </m:r>
+          </m:sup>
+        </m:sSup>
+      </m:oMath>
+      <w:ins w:id="59" w:author="PR Preview" w:date="2026-01-01T00:00:00Z">
+        <w:r>
+          <w:t xml:space="preserve">:</w:t>
+        </w:r>
+      </w:ins>
     </w:p>
     <w:p>
       <w:pPr>
@@ -26938,61 +27304,6 @@
                 </m:den>
               </m:f>
             </m:e>
-            <m:e>
-              <m:r>
-                <m:t>&amp;</m:t>
-              </m:r>
-              <m:r>
-                <m:rPr>
-                  <m:sty m:val="p"/>
-                </m:rPr>
-                <m:t>=</m:t>
-              </m:r>
-              <m:nary>
-                <m:naryPr>
-                  <m:chr m:val="∑"/>
-                  <m:limLoc m:val="undOvr"/>
-                  <m:subHide m:val="off"/>
-                  <m:supHide m:val="off"/>
-                </m:naryPr>
-                <m:sub>
-                  <m:r>
-                    <m:t>j</m:t>
-                  </m:r>
-                  <m:r>
-                    <m:rPr>
-                      <m:sty m:val="p"/>
-                    </m:rPr>
-                    <m:t>=</m:t>
-                  </m:r>
-                  <m:r>
-                    <m:t>1</m:t>
-                  </m:r>
-                </m:sub>
-                <m:sup>
-                  <m:r>
-                    <m:t>n</m:t>
-                  </m:r>
-                </m:sup>
-                <m:e>
-                  <m:f>
-                    <m:fPr>
-                      <m:type m:val="bar"/>
-                    </m:fPr>
-                    <m:num>
-                      <m:r>
-                        <m:t>1</m:t>
-                      </m:r>
-                    </m:num>
-                    <m:den>
-                      <m:r>
-                        <m:t>j</m:t>
-                      </m:r>
-                    </m:den>
-                  </m:f>
-                </m:e>
-              </m:nary>
-            </m:e>
           </m:eqArr>
         </m:oMath>
       </m:oMathPara>
@@ -27000,6 +27311,87 @@
     <w:p>
       <w:pPr>
         <w:pStyle w:val="FirstParagraph"/>
+      </w:pPr>
+      <w:ins w:id="60" w:author="PR Preview" w:date="2026-01-01T00:00:00Z">
+        <w:r>
+          <w:t xml:space="preserve">This reaches the alternating binomial sum for the same integral as above,</w:t>
+        </w:r>
+      </w:ins>
+      <w:ins w:id="61" w:author="PR Preview" w:date="2026-01-01T00:00:00Z">
+        <w:r>
+          <w:t xml:space="preserve"> </w:t>
+        </w:r>
+      </w:ins>
+      <w:ins w:id="62" w:author="PR Preview" w:date="2026-01-01T00:00:00Z">
+        <w:r>
+          <w:t xml:space="preserve">so it inherits the value</w:t>
+        </w:r>
+      </w:ins>
+      <w:ins w:id="63" w:author="PR Preview" w:date="2026-01-01T00:00:00Z">
+        <w:r>
+          <w:t xml:space="preserve"> </w:t>
+        </w:r>
+      </w:ins>
+      <m:oMath>
+        <m:nary>
+          <m:naryPr>
+            <m:chr m:val="∑"/>
+            <m:limLoc m:val="undOvr"/>
+            <m:subHide m:val="off"/>
+            <m:supHide m:val="off"/>
+          </m:naryPr>
+          <m:sub>
+            <m:r>
+              <m:t>j</m:t>
+            </m:r>
+            <m:r>
+              <m:rPr>
+                <m:sty m:val="p"/>
+              </m:rPr>
+              <m:t>=</m:t>
+            </m:r>
+            <m:r>
+              <m:t>1</m:t>
+            </m:r>
+          </m:sub>
+          <m:sup>
+            <m:r>
+              <m:t>n</m:t>
+            </m:r>
+          </m:sup>
+          <m:e>
+            <m:f>
+              <m:fPr>
+                <m:type m:val="bar"/>
+              </m:fPr>
+              <m:num>
+                <m:r>
+                  <m:t>1</m:t>
+                </m:r>
+              </m:num>
+              <m:den>
+                <m:r>
+                  <m:t>j</m:t>
+                </m:r>
+              </m:den>
+            </m:f>
+          </m:e>
+        </m:nary>
+      </m:oMath>
+      <w:ins w:id="64" w:author="PR Preview" w:date="2026-01-01T00:00:00Z">
+        <w:r>
+          <w:t xml:space="preserve"> </w:t>
+        </w:r>
+      </w:ins>
+      <w:ins w:id="65" w:author="PR Preview" w:date="2026-01-01T00:00:00Z">
+        <w:r>
+          <w:t xml:space="preserve">from the integration-then-geometric-series computation.</w:t>
+        </w:r>
+      </w:ins>
+    </w:p>
+    <w:p>
+      <w:pPr>
+        <w:pStyle w:val="BodyText"/>
       </w:pPr>
       <w:r>
         <w:rPr>
@@ -29650,7 +30042,7 @@
       </w:r>
     </w:p>
     <w:bookmarkEnd w:id="68"/>
-    <w:bookmarkStart w:id="72" w:name="rem-fubini-tonelli-probability"/>
+    <w:bookmarkStart w:id="73" w:name="rem-fubini-tonelli-probability"/>
     <w:p>
       <w:pPr>
         <w:pStyle w:val="BodyText"/>
@@ -29811,7 +30203,7 @@
       <w:r>
         <w:t xml:space="preserve"> </w:t>
       </w:r>
-      <w:hyperlink r:id="rId9">
+      <w:hyperlink r:id="rId70">
         <w:r>
           <w:rPr>
             <w:rStyle w:val="Hyperlink"/>
@@ -29839,7 +30231,7 @@
       <w:r>
         <w:t xml:space="preserve">(</w:t>
       </w:r>
-      <w:hyperlink r:id="rId70">
+      <w:hyperlink r:id="rId71">
         <w:r>
           <w:rPr>
             <w:rStyle w:val="Hyperlink"/>
@@ -29927,7 +30319,7 @@
       <w:r>
         <w:t xml:space="preserve"> </w:t>
       </w:r>
-      <w:hyperlink r:id="rId71">
+      <w:hyperlink r:id="rId72">
         <w:r>
           <w:rPr>
             <w:rStyle w:val="Hyperlink"/>
@@ -30115,8 +30507,8 @@
         <w:t xml:space="preserve">-finiteness alone does not make the iterated integrals agree.</w:t>
       </w:r>
     </w:p>
-    <w:bookmarkEnd w:id="72"/>
-    <w:bookmarkStart w:id="74" w:name="exm-fubini-tonelli-apply"/>
+    <w:bookmarkEnd w:id="73"/>
+    <w:bookmarkStart w:id="75" w:name="exm-fubini-tonelli-apply"/>
     <w:p>
       <w:pPr>
         <w:pStyle w:val="BodyText"/>
@@ -30200,7 +30592,7 @@
       <w:r>
         <w:t xml:space="preserve"> </w:t>
       </w:r>
-      <w:hyperlink r:id="rId73">
+      <w:hyperlink r:id="rId74">
         <m:oMath>
           <m:r>
             <m:rPr>
@@ -33237,8 +33629,8 @@
         <w:t xml:space="preserve">guarantees.</w:t>
       </w:r>
     </w:p>
-    <w:bookmarkEnd w:id="74"/>
-    <w:bookmarkStart w:id="75" w:name="exm-fubini-fail-tonelli"/>
+    <w:bookmarkEnd w:id="75"/>
+    <w:bookmarkStart w:id="76" w:name="exm-fubini-fail-tonelli"/>
     <w:p>
       <w:pPr>
         <w:pStyle w:val="BodyText"/>
@@ -34413,9 +34805,9 @@
         <w:t xml:space="preserve">(Wikipedia contributors 2024)</w:t>
       </w:r>
     </w:p>
-    <w:bookmarkEnd w:id="75"/>
-    <w:bookmarkStart w:id="86" w:name="refs"/>
-    <w:bookmarkStart w:id="76" w:name="ref-billingsley1995probability"/>
+    <w:bookmarkEnd w:id="76"/>
+    <w:bookmarkStart w:id="87" w:name="refs"/>
+    <w:bookmarkStart w:id="77" w:name="ref-billingsley1995probability"/>
     <w:p>
       <w:pPr>
         <w:pStyle w:val="Bibliography"/>
@@ -34437,8 +34829,8 @@
         <w:t xml:space="preserve">. 3rd ed. Wiley Series in Probability and Mathematical Statistics. Wiley.</w:t>
       </w:r>
     </w:p>
-    <w:bookmarkEnd w:id="76"/>
-    <w:bookmarkStart w:id="77" w:name="ref-fubini1907"/>
+    <w:bookmarkEnd w:id="77"/>
+    <w:bookmarkStart w:id="78" w:name="ref-fubini1907"/>
     <w:p>
       <w:pPr>
         <w:pStyle w:val="Bibliography"/>
@@ -34469,8 +34861,8 @@
         <w:t xml:space="preserve">16: 608–14.</w:t>
       </w:r>
     </w:p>
-    <w:bookmarkEnd w:id="77"/>
-    <w:bookmarkStart w:id="79" w:name="ref-gut2013"/>
+    <w:bookmarkEnd w:id="78"/>
+    <w:bookmarkStart w:id="80" w:name="ref-gut2013"/>
     <w:p>
       <w:pPr>
         <w:pStyle w:val="Bibliography"/>
@@ -34494,7 +34886,7 @@
       <w:r>
         <w:t xml:space="preserve"> </w:t>
       </w:r>
-      <w:hyperlink r:id="rId78">
+      <w:hyperlink r:id="rId79">
         <w:r>
           <w:rPr>
             <w:rStyle w:val="Hyperlink"/>
@@ -34506,8 +34898,8 @@
         <w:t xml:space="preserve">.</w:t>
       </w:r>
     </w:p>
-    <w:bookmarkEnd w:id="79"/>
-    <w:bookmarkStart w:id="81" w:name="ref-larsonCalc11e"/>
+    <w:bookmarkEnd w:id="80"/>
+    <w:bookmarkStart w:id="82" w:name="ref-larsonCalc11e"/>
     <w:p>
       <w:pPr>
         <w:pStyle w:val="Bibliography"/>
@@ -34531,7 +34923,7 @@
       <w:r>
         <w:t xml:space="preserve"> </w:t>
       </w:r>
-      <w:hyperlink r:id="rId80">
+      <w:hyperlink r:id="rId81">
         <w:r>
           <w:rPr>
             <w:rStyle w:val="Hyperlink"/>
@@ -34543,8 +34935,8 @@
         <w:t xml:space="preserve">.</w:t>
       </w:r>
     </w:p>
-    <w:bookmarkEnd w:id="81"/>
-    <w:bookmarkStart w:id="83" w:name="ref-problifesavercalc"/>
+    <w:bookmarkEnd w:id="82"/>
+    <w:bookmarkStart w:id="84" w:name="ref-problifesavercalc"/>
     <w:p>
       <w:pPr>
         <w:pStyle w:val="Bibliography"/>
@@ -34568,7 +34960,7 @@
       <w:r>
         <w:t xml:space="preserve"> </w:t>
       </w:r>
-      <w:hyperlink r:id="rId82">
+      <w:hyperlink r:id="rId83">
         <w:r>
           <w:rPr>
             <w:rStyle w:val="Hyperlink"/>
@@ -34580,8 +34972,8 @@
         <w:t xml:space="preserve">.</w:t>
       </w:r>
     </w:p>
-    <w:bookmarkEnd w:id="83"/>
-    <w:bookmarkStart w:id="85" w:name="ref-wp:fubini"/>
+    <w:bookmarkEnd w:id="84"/>
+    <w:bookmarkStart w:id="86" w:name="ref-wp:fubini"/>
     <w:p>
       <w:pPr>
         <w:pStyle w:val="Bibliography"/>
@@ -34640,7 +35032,7 @@
       <w:r>
         <w:t xml:space="preserve"> </w:t>
       </w:r>
-      <w:hyperlink r:id="rId84">
+      <w:hyperlink r:id="rId85">
         <w:r>
           <w:rPr>
             <w:rStyle w:val="Hyperlink"/>
@@ -34652,9 +35044,9 @@
         <w:t xml:space="preserve">.</w:t>
       </w:r>
     </w:p>
-    <w:bookmarkEnd w:id="85"/>
     <w:bookmarkEnd w:id="86"/>
     <w:bookmarkEnd w:id="87"/>
+    <w:bookmarkEnd w:id="88"/>
     <w:sectPr>
       <w:footnotePr>
         <w:numRestart w:val="eachSect"/>

--- a/pr-preview/pr-311/calculus-double-integrals-tracked-changes.docx
+++ b/pr-preview/pr-311/calculus-double-integrals-tracked-changes.docx
@@ -16,7 +16,7 @@
       </w:pPr>
       <w:del w:id="1" w:author="PR Preview" w:date="2026-01-01T00:00:00Z">
         <w:r>
-          <w:delText xml:space="preserve">Last modified: 2026-10-15 14:23:59 (PDT)</w:delText>
+          <w:delText xml:space="preserve">Last modified: 2026-10-15 18:37:38 (PDT)</w:delText>
         </w:r>
       </w:del>
     </w:p>
@@ -26,7 +26,7 @@
       </w:pPr>
       <w:ins w:id="2" w:author="PR Preview" w:date="2026-01-01T00:00:00Z">
         <w:r>
-          <w:t xml:space="preserve">Last modified: 2026-10-15 15:23:10 (PDT)</w:t>
+          <w:t xml:space="preserve">Last modified: 2026-10-15 18:40:39 (PDT)</w:t>
         </w:r>
       </w:ins>
     </w:p>
@@ -24749,114 +24749,36 @@
       <w:pPr>
         <w:pStyle w:val="FirstParagraph"/>
       </w:pPr>
-      <w:del w:id="3" w:author="PR Preview" w:date="2026-01-01T00:00:00Z">
-        <w:r>
-          <w:rPr>
-            <w:b/>
-            <w:bCs/>
-          </w:rPr>
-          <w:delText xml:space="preserve">Exercise 8 (Harmonic numbers via double integrals)</w:delText>
-        </w:r>
-      </w:del>
-      <w:del w:id="4" w:author="PR Preview" w:date="2026-01-01T00:00:00Z">
-        <w:r>
-          <w:delText xml:space="preserve"> </w:delText>
-        </w:r>
-      </w:del>
-      <w:del w:id="5" w:author="PR Preview" w:date="2026-01-01T00:00:00Z">
-        <w:r>
-          <w:delText xml:space="preserve">Adapted from</w:delText>
-        </w:r>
-      </w:del>
-      <w:del w:id="6" w:author="PR Preview" w:date="2026-01-01T00:00:00Z">
-        <w:r>
-          <w:delText xml:space="preserve"> </w:delText>
-        </w:r>
-      </w:del>
-      <w:del w:id="7" w:author="PR Preview" w:date="2026-01-01T00:00:00Z">
-        <w:r>
-          <w:delText xml:space="preserve">Miller (2016)</w:delText>
-        </w:r>
-      </w:del>
-      <w:del w:id="8" w:author="PR Preview" w:date="2026-01-01T00:00:00Z">
-        <w:r>
-          <w:delText xml:space="preserve">, Question 1.1.54.</w:delText>
-        </w:r>
-      </w:del>
+      <w:r>
+        <w:rPr>
+          <w:b/>
+          <w:bCs/>
+        </w:rPr>
+        <w:t xml:space="preserve">Exercise 8 (A double integral with a parameter)</w:t>
+      </w:r>
+      <w:r>
+        <w:t xml:space="preserve"> </w:t>
+      </w:r>
+      <w:r>
+        <w:t xml:space="preserve">Adapted from</w:t>
+      </w:r>
+      <w:r>
+        <w:t xml:space="preserve"> </w:t>
+      </w:r>
+      <w:r>
+        <w:t xml:space="preserve">Miller (2016)</w:t>
+      </w:r>
+      <w:r>
+        <w:t xml:space="preserve">, Question 1.1.54.</w:t>
+      </w:r>
     </w:p>
     <w:p>
       <w:pPr>
         <w:pStyle w:val="BodyText"/>
       </w:pPr>
-      <w:del w:id="9" w:author="PR Preview" w:date="2026-01-01T00:00:00Z">
-        <w:r>
-          <w:delText xml:space="preserve">Prove that for every positive integer</w:delText>
-        </w:r>
-      </w:del>
-      <w:del w:id="10" w:author="PR Preview" w:date="2026-01-01T00:00:00Z">
-        <w:r>
-          <w:delText xml:space="preserve"> </w:delText>
-        </w:r>
-      </w:del>
-      <m:oMath>
-        <m:r>
-          <m:t>n</m:t>
-        </m:r>
-      </m:oMath>
-      <w:del w:id="11" w:author="PR Preview" w:date="2026-01-01T00:00:00Z">
-        <w:r>
-          <w:delText xml:space="preserve">:</w:delText>
-        </w:r>
-      </w:del>
-    </w:p>
-    <w:p>
-      <w:pPr>
-        <w:pStyle w:val="FirstParagraph"/>
-      </w:pPr>
-      <w:ins w:id="12" w:author="PR Preview" w:date="2026-01-01T00:00:00Z">
-        <w:r>
-          <w:rPr>
-            <w:b/>
-            <w:bCs/>
-          </w:rPr>
-          <w:t xml:space="preserve">Exercise 8 (A double integral with a parameter)</w:t>
-        </w:r>
-      </w:ins>
-      <w:ins w:id="13" w:author="PR Preview" w:date="2026-01-01T00:00:00Z">
-        <w:r>
-          <w:t xml:space="preserve"> </w:t>
-        </w:r>
-      </w:ins>
-      <w:ins w:id="14" w:author="PR Preview" w:date="2026-01-01T00:00:00Z">
-        <w:r>
-          <w:t xml:space="preserve">Adapted from</w:t>
-        </w:r>
-      </w:ins>
-      <w:ins w:id="15" w:author="PR Preview" w:date="2026-01-01T00:00:00Z">
-        <w:r>
-          <w:t xml:space="preserve"> </w:t>
-        </w:r>
-      </w:ins>
-      <w:ins w:id="16" w:author="PR Preview" w:date="2026-01-01T00:00:00Z">
-        <w:r>
-          <w:t xml:space="preserve">Miller (2016)</w:t>
-        </w:r>
-      </w:ins>
-      <w:ins w:id="17" w:author="PR Preview" w:date="2026-01-01T00:00:00Z">
-        <w:r>
-          <w:t xml:space="preserve">, Question 1.1.54.</w:t>
-        </w:r>
-      </w:ins>
-    </w:p>
-    <w:p>
-      <w:pPr>
-        <w:pStyle w:val="BodyText"/>
-      </w:pPr>
-      <w:ins w:id="18" w:author="PR Preview" w:date="2026-01-01T00:00:00Z">
-        <w:r>
-          <w:t xml:space="preserve">Evaluate the double integral</w:t>
-        </w:r>
-      </w:ins>
+      <w:r>
+        <w:t xml:space="preserve">Evaluate the double integral</w:t>
+      </w:r>
     </w:p>
     <w:p>
       <w:pPr>
@@ -24980,94 +24902,26 @@
       <w:pPr>
         <w:pStyle w:val="FirstParagraph"/>
       </w:pPr>
-      <w:del w:id="19" w:author="PR Preview" w:date="2026-01-01T00:00:00Z">
-        <w:r>
-          <w:rPr>
-            <w:i/>
-            <w:iCs/>
-          </w:rPr>
-          <w:delText xml:space="preserve">Solution 8</w:delText>
-        </w:r>
-      </w:del>
-      <w:del w:id="20" w:author="PR Preview" w:date="2026-01-01T00:00:00Z">
-        <w:r>
-          <w:delText xml:space="preserve">. </w:delText>
-        </w:r>
-      </w:del>
-      <w:del w:id="21" w:author="PR Preview" w:date="2026-01-01T00:00:00Z">
-        <w:r>
-          <w:rPr>
-            <w:b/>
-            <w:bCs/>
-          </w:rPr>
-          <w:delText xml:space="preserve">Method 1 (integration then geometric series):</w:delText>
-        </w:r>
-      </w:del>
-      <w:del w:id="22" w:author="PR Preview" w:date="2026-01-01T00:00:00Z">
-        <w:r>
-          <w:delText xml:space="preserve"> </w:delText>
-        </w:r>
-      </w:del>
-      <w:del w:id="23" w:author="PR Preview" w:date="2026-01-01T00:00:00Z">
-        <w:r>
-          <w:delText xml:space="preserve">Integrate with respect to</w:delText>
-        </w:r>
-      </w:del>
-      <w:del w:id="24" w:author="PR Preview" w:date="2026-01-01T00:00:00Z">
-        <w:r>
-          <w:delText xml:space="preserve"> </w:delText>
-        </w:r>
-      </w:del>
+      <w:r>
+        <w:t xml:space="preserve">for every positive integer</w:t>
+      </w:r>
+      <w:r>
+        <w:t xml:space="preserve"> </w:t>
+      </w:r>
       <m:oMath>
         <m:r>
-          <m:t>x</m:t>
+          <m:t>n</m:t>
         </m:r>
       </m:oMath>
-      <w:del w:id="25" w:author="PR Preview" w:date="2026-01-01T00:00:00Z">
-        <w:r>
-          <w:delText xml:space="preserve"> </w:delText>
-        </w:r>
-      </w:del>
-      <w:del w:id="26" w:author="PR Preview" w:date="2026-01-01T00:00:00Z">
-        <w:r>
-          <w:delText xml:space="preserve">first:</w:delText>
-        </w:r>
-      </w:del>
-    </w:p>
-    <w:p>
-      <w:pPr>
-        <w:pStyle w:val="FirstParagraph"/>
-      </w:pPr>
-      <w:ins w:id="27" w:author="PR Preview" w:date="2026-01-01T00:00:00Z">
-        <w:r>
-          <w:t xml:space="preserve">for every positive integer</w:t>
-        </w:r>
-      </w:ins>
-      <w:ins w:id="28" w:author="PR Preview" w:date="2026-01-01T00:00:00Z">
-        <w:r>
-          <w:t xml:space="preserve"> </w:t>
-        </w:r>
-      </w:ins>
-      <m:oMath>
-        <m:r>
-          <m:t>n</m:t>
-        </m:r>
-      </m:oMath>
-      <w:ins w:id="29" w:author="PR Preview" w:date="2026-01-01T00:00:00Z">
-        <w:r>
-          <w:t xml:space="preserve">,</w:t>
-        </w:r>
-      </w:ins>
-      <w:ins w:id="30" w:author="PR Preview" w:date="2026-01-01T00:00:00Z">
-        <w:r>
-          <w:t xml:space="preserve"> </w:t>
-        </w:r>
-      </w:ins>
-      <w:ins w:id="31" w:author="PR Preview" w:date="2026-01-01T00:00:00Z">
-        <w:r>
-          <w:t xml:space="preserve">and write the result as a sum of reciprocals of integers.</w:t>
-        </w:r>
-      </w:ins>
+      <w:r>
+        <w:t xml:space="preserve">,</w:t>
+      </w:r>
+      <w:r>
+        <w:t xml:space="preserve"> </w:t>
+      </w:r>
+      <w:r>
+        <w:t xml:space="preserve">and write the result as a sum of reciprocals of integers.</w:t>
+      </w:r>
     </w:p>
     <w:bookmarkEnd w:id="56"/>
     <w:bookmarkStart w:id="57" w:name="sol-miller-dint-harmonic-identity"/>
@@ -25075,59 +24929,43 @@
       <w:pPr>
         <w:pStyle w:val="BodyText"/>
       </w:pPr>
-      <w:ins w:id="32" w:author="PR Preview" w:date="2026-01-01T00:00:00Z">
-        <w:r>
-          <w:rPr>
-            <w:i/>
-            <w:iCs/>
-          </w:rPr>
-          <w:t xml:space="preserve">Solution 8</w:t>
-        </w:r>
-      </w:ins>
-      <w:ins w:id="33" w:author="PR Preview" w:date="2026-01-01T00:00:00Z">
-        <w:r>
-          <w:t xml:space="preserve">. </w:t>
-        </w:r>
-      </w:ins>
-      <w:ins w:id="34" w:author="PR Preview" w:date="2026-01-01T00:00:00Z">
-        <w:r>
-          <w:rPr>
-            <w:b/>
-            <w:bCs/>
-          </w:rPr>
-          <w:t xml:space="preserve">Integration, then a geometric series:</w:t>
-        </w:r>
-      </w:ins>
-      <w:ins w:id="35" w:author="PR Preview" w:date="2026-01-01T00:00:00Z">
-        <w:r>
-          <w:t xml:space="preserve"> </w:t>
-        </w:r>
-      </w:ins>
-      <w:ins w:id="36" w:author="PR Preview" w:date="2026-01-01T00:00:00Z">
-        <w:r>
-          <w:t xml:space="preserve">Integrate with respect to</w:t>
-        </w:r>
-      </w:ins>
-      <w:ins w:id="37" w:author="PR Preview" w:date="2026-01-01T00:00:00Z">
-        <w:r>
-          <w:t xml:space="preserve"> </w:t>
-        </w:r>
-      </w:ins>
+      <w:r>
+        <w:rPr>
+          <w:i/>
+          <w:iCs/>
+        </w:rPr>
+        <w:t xml:space="preserve">Solution 8</w:t>
+      </w:r>
+      <w:r>
+        <w:t xml:space="preserve">. </w:t>
+      </w:r>
+      <w:r>
+        <w:rPr>
+          <w:b/>
+          <w:bCs/>
+        </w:rPr>
+        <w:t xml:space="preserve">Integration, then a geometric series:</w:t>
+      </w:r>
+      <w:r>
+        <w:t xml:space="preserve"> </w:t>
+      </w:r>
+      <w:r>
+        <w:t xml:space="preserve">Integrate with respect to</w:t>
+      </w:r>
+      <w:r>
+        <w:t xml:space="preserve"> </w:t>
+      </w:r>
       <m:oMath>
         <m:r>
           <m:t>x</m:t>
         </m:r>
       </m:oMath>
-      <w:ins w:id="38" w:author="PR Preview" w:date="2026-01-01T00:00:00Z">
-        <w:r>
-          <w:t xml:space="preserve"> </w:t>
-        </w:r>
-      </w:ins>
-      <w:ins w:id="39" w:author="PR Preview" w:date="2026-01-01T00:00:00Z">
-        <w:r>
-          <w:t xml:space="preserve">first:</w:t>
-        </w:r>
-      </w:ins>
+      <w:r>
+        <w:t xml:space="preserve"> </w:t>
+      </w:r>
+      <w:r>
+        <w:t xml:space="preserve">first:</w:t>
+      </w:r>
     </w:p>
     <w:p>
       <w:pPr>
@@ -26216,30 +26054,50 @@
       <w:pPr>
         <w:pStyle w:val="FirstParagraph"/>
       </w:pPr>
-      <w:del w:id="40" w:author="PR Preview" w:date="2026-01-01T00:00:00Z">
+      <w:r>
+        <w:t xml:space="preserve">The result is stated as</w:t>
+      </w:r>
+      <w:r>
+        <w:t xml:space="preserve"> </w:t>
+      </w:r>
+      <w:hyperlink w:anchor="thm-dint-harmonic-identity">
         <w:r>
           <w:rPr>
-            <w:b/>
-            <w:bCs/>
+            <w:rStyle w:val="Hyperlink"/>
           </w:rPr>
-          <w:delText xml:space="preserve">Method 2 (binomial expansion):</w:delText>
+          <w:t xml:space="preserve">Theorem 3</w:t>
         </w:r>
-      </w:del>
-      <w:del w:id="41" w:author="PR Preview" w:date="2026-01-01T00:00:00Z">
-        <w:r>
-          <w:delText xml:space="preserve"> </w:delText>
-        </w:r>
-      </w:del>
-      <w:del w:id="42" w:author="PR Preview" w:date="2026-01-01T00:00:00Z">
-        <w:r>
-          <w:delText xml:space="preserve">Expand</w:delText>
-        </w:r>
-      </w:del>
-      <w:del w:id="43" w:author="PR Preview" w:date="2026-01-01T00:00:00Z">
-        <w:r>
-          <w:delText xml:space="preserve"> </w:delText>
-        </w:r>
-      </w:del>
+      </w:hyperlink>
+      <w:r>
+        <w:t xml:space="preserve">.</w:t>
+      </w:r>
+    </w:p>
+    <w:p>
+      <w:pPr>
+        <w:pStyle w:val="BodyText"/>
+      </w:pPr>
+      <w:r>
+        <w:rPr>
+          <w:i/>
+          <w:iCs/>
+        </w:rPr>
+        <w:t xml:space="preserve">Remark (binomial expansion):</w:t>
+      </w:r>
+      <w:r>
+        <w:t xml:space="preserve"> </w:t>
+      </w:r>
+      <w:r>
+        <w:t xml:space="preserve">The same integral can be expanded in a different way.</w:t>
+      </w:r>
+      <w:r>
+        <w:t xml:space="preserve"> </w:t>
+      </w:r>
+      <w:r>
+        <w:t xml:space="preserve">Expand</w:t>
+      </w:r>
+      <w:r>
+        <w:t xml:space="preserve"> </w:t>
+      </w:r>
       <m:oMath>
         <m:r>
           <m:rPr>
@@ -26422,16 +26280,12 @@
           </m:sup>
         </m:sSup>
       </m:oMath>
-      <w:del w:id="44" w:author="PR Preview" w:date="2026-01-01T00:00:00Z">
-        <w:r>
-          <w:delText xml:space="preserve">. Integrating over</w:delText>
-        </w:r>
-      </w:del>
-      <w:del w:id="45" w:author="PR Preview" w:date="2026-01-01T00:00:00Z">
-        <w:r>
-          <w:delText xml:space="preserve"> </w:delText>
-        </w:r>
-      </w:del>
+      <w:r>
+        <w:t xml:space="preserve">. Integrating over</w:t>
+      </w:r>
+      <w:r>
+        <w:t xml:space="preserve"> </w:t>
+      </w:r>
       <m:oMath>
         <m:r>
           <m:rPr>
@@ -26467,312 +26321,9 @@
           </m:sup>
         </m:sSup>
       </m:oMath>
-      <w:del w:id="46" w:author="PR Preview" w:date="2026-01-01T00:00:00Z">
-        <w:r>
-          <w:delText xml:space="preserve">:</w:delText>
-        </w:r>
-      </w:del>
-    </w:p>
-    <w:p>
-      <w:pPr>
-        <w:pStyle w:val="FirstParagraph"/>
-      </w:pPr>
-      <w:ins w:id="47" w:author="PR Preview" w:date="2026-01-01T00:00:00Z">
-        <w:r>
-          <w:t xml:space="preserve">The result is stated as</w:t>
-        </w:r>
-      </w:ins>
-      <w:ins w:id="48" w:author="PR Preview" w:date="2026-01-01T00:00:00Z">
-        <w:r>
-          <w:t xml:space="preserve"> </w:t>
-        </w:r>
-      </w:ins>
-      <w:hyperlink w:anchor="thm-dint-harmonic-identity">
-        <w:ins w:id="49" w:author="PR Preview" w:date="2026-01-01T00:00:00Z">
-          <w:r>
-            <w:rPr>
-              <w:rStyle w:val="Hyperlink"/>
-            </w:rPr>
-            <w:t xml:space="preserve">Theorem 3</w:t>
-          </w:r>
-        </w:ins>
-      </w:hyperlink>
-      <w:ins w:id="50" w:author="PR Preview" w:date="2026-01-01T00:00:00Z">
-        <w:r>
-          <w:t xml:space="preserve">.</w:t>
-        </w:r>
-      </w:ins>
-    </w:p>
-    <w:p>
-      <w:pPr>
-        <w:pStyle w:val="BodyText"/>
-      </w:pPr>
-      <w:ins w:id="51" w:author="PR Preview" w:date="2026-01-01T00:00:00Z">
-        <w:r>
-          <w:rPr>
-            <w:i/>
-            <w:iCs/>
-          </w:rPr>
-          <w:t xml:space="preserve">Remark (binomial expansion):</w:t>
-        </w:r>
-      </w:ins>
-      <w:ins w:id="52" w:author="PR Preview" w:date="2026-01-01T00:00:00Z">
-        <w:r>
-          <w:t xml:space="preserve"> </w:t>
-        </w:r>
-      </w:ins>
-      <w:ins w:id="53" w:author="PR Preview" w:date="2026-01-01T00:00:00Z">
-        <w:r>
-          <w:t xml:space="preserve">The same integral can be expanded in a different way.</w:t>
-        </w:r>
-      </w:ins>
-      <w:ins w:id="54" w:author="PR Preview" w:date="2026-01-01T00:00:00Z">
-        <w:r>
-          <w:t xml:space="preserve"> </w:t>
-        </w:r>
-      </w:ins>
-      <w:ins w:id="55" w:author="PR Preview" w:date="2026-01-01T00:00:00Z">
-        <w:r>
-          <w:t xml:space="preserve">Expand</w:t>
-        </w:r>
-      </w:ins>
-      <w:ins w:id="56" w:author="PR Preview" w:date="2026-01-01T00:00:00Z">
-        <w:r>
-          <w:t xml:space="preserve"> </w:t>
-        </w:r>
-      </w:ins>
-      <m:oMath>
-        <m:r>
-          <m:rPr>
-            <m:sty m:val="p"/>
-          </m:rPr>
-          <m:t>(</m:t>
-        </m:r>
-        <m:r>
-          <m:t>1</m:t>
-        </m:r>
-        <m:r>
-          <m:rPr>
-            <m:sty m:val="p"/>
-          </m:rPr>
-          <m:t>−</m:t>
-        </m:r>
-        <m:r>
-          <m:t>x</m:t>
-        </m:r>
-        <m:r>
-          <m:t>y</m:t>
-        </m:r>
-        <m:sSup>
-          <m:e>
-            <m:r>
-              <m:rPr>
-                <m:sty m:val="p"/>
-              </m:rPr>
-              <m:t>)</m:t>
-            </m:r>
-          </m:e>
-          <m:sup>
-            <m:r>
-              <m:t>n</m:t>
-            </m:r>
-            <m:r>
-              <m:rPr>
-                <m:sty m:val="p"/>
-              </m:rPr>
-              <m:t>−</m:t>
-            </m:r>
-            <m:r>
-              <m:t>1</m:t>
-            </m:r>
-          </m:sup>
-        </m:sSup>
-        <m:r>
-          <m:rPr>
-            <m:sty m:val="p"/>
-          </m:rPr>
-          <m:t>=</m:t>
-        </m:r>
-        <m:nary>
-          <m:naryPr>
-            <m:chr m:val="∑"/>
-            <m:limLoc m:val="undOvr"/>
-            <m:subHide m:val="off"/>
-            <m:supHide m:val="off"/>
-          </m:naryPr>
-          <m:sub>
-            <m:r>
-              <m:t>k</m:t>
-            </m:r>
-            <m:r>
-              <m:rPr>
-                <m:sty m:val="p"/>
-              </m:rPr>
-              <m:t>=</m:t>
-            </m:r>
-            <m:r>
-              <m:t>0</m:t>
-            </m:r>
-          </m:sub>
-          <m:sup>
-            <m:r>
-              <m:t>n</m:t>
-            </m:r>
-            <m:r>
-              <m:rPr>
-                <m:sty m:val="p"/>
-              </m:rPr>
-              <m:t>−</m:t>
-            </m:r>
-            <m:r>
-              <m:t>1</m:t>
-            </m:r>
-          </m:sup>
-          <m:e>
-            <m:d>
-              <m:dPr>
-                <m:begChr m:val="("/>
-                <m:sepChr m:val=""/>
-                <m:endChr m:val=")"/>
-                <m:grow/>
-              </m:dPr>
-              <m:e>
-                <m:f>
-                  <m:fPr>
-                    <m:type m:val="noBar"/>
-                  </m:fPr>
-                  <m:num>
-                    <m:r>
-                      <m:t>n</m:t>
-                    </m:r>
-                    <m:r>
-                      <m:rPr>
-                        <m:sty m:val="p"/>
-                      </m:rPr>
-                      <m:t>−</m:t>
-                    </m:r>
-                    <m:r>
-                      <m:t>1</m:t>
-                    </m:r>
-                  </m:num>
-                  <m:den>
-                    <m:r>
-                      <m:t>k</m:t>
-                    </m:r>
-                  </m:den>
-                </m:f>
-              </m:e>
-            </m:d>
-          </m:e>
-        </m:nary>
-        <m:r>
-          <m:rPr>
-            <m:sty m:val="p"/>
-          </m:rPr>
-          <m:t>(</m:t>
-        </m:r>
-        <m:r>
-          <m:rPr>
-            <m:sty m:val="p"/>
-          </m:rPr>
-          <m:t>−</m:t>
-        </m:r>
-        <m:r>
-          <m:t>1</m:t>
-        </m:r>
-        <m:sSup>
-          <m:e>
-            <m:r>
-              <m:rPr>
-                <m:sty m:val="p"/>
-              </m:rPr>
-              <m:t>)</m:t>
-            </m:r>
-          </m:e>
-          <m:sup>
-            <m:r>
-              <m:t>k</m:t>
-            </m:r>
-          </m:sup>
-        </m:sSup>
-        <m:r>
-          <m:rPr>
-            <m:sty m:val="p"/>
-          </m:rPr>
-          <m:t>(</m:t>
-        </m:r>
-        <m:r>
-          <m:t>x</m:t>
-        </m:r>
-        <m:r>
-          <m:t>y</m:t>
-        </m:r>
-        <m:sSup>
-          <m:e>
-            <m:r>
-              <m:rPr>
-                <m:sty m:val="p"/>
-              </m:rPr>
-              <m:t>)</m:t>
-            </m:r>
-          </m:e>
-          <m:sup>
-            <m:r>
-              <m:t>k</m:t>
-            </m:r>
-          </m:sup>
-        </m:sSup>
-      </m:oMath>
-      <w:ins w:id="57" w:author="PR Preview" w:date="2026-01-01T00:00:00Z">
-        <w:r>
-          <w:t xml:space="preserve">. Integrating over</w:t>
-        </w:r>
-      </w:ins>
-      <w:ins w:id="58" w:author="PR Preview" w:date="2026-01-01T00:00:00Z">
-        <w:r>
-          <w:t xml:space="preserve"> </w:t>
-        </w:r>
-      </w:ins>
-      <m:oMath>
-        <m:r>
-          <m:rPr>
-            <m:sty m:val="p"/>
-          </m:rPr>
-          <m:t>[</m:t>
-        </m:r>
-        <m:r>
-          <m:t>0</m:t>
-        </m:r>
-        <m:r>
-          <m:rPr>
-            <m:sty m:val="p"/>
-          </m:rPr>
-          <m:t>,</m:t>
-        </m:r>
-        <m:r>
-          <m:t>1</m:t>
-        </m:r>
-        <m:sSup>
-          <m:e>
-            <m:r>
-              <m:rPr>
-                <m:sty m:val="p"/>
-              </m:rPr>
-              <m:t>]</m:t>
-            </m:r>
-          </m:e>
-          <m:sup>
-            <m:r>
-              <m:t>2</m:t>
-            </m:r>
-          </m:sup>
-        </m:sSup>
-      </m:oMath>
-      <w:ins w:id="59" w:author="PR Preview" w:date="2026-01-01T00:00:00Z">
-        <w:r>
-          <w:t xml:space="preserve">:</w:t>
-        </w:r>
-      </w:ins>
+      <w:r>
+        <w:t xml:space="preserve">:</w:t>
+      </w:r>
     </w:p>
     <w:p>
       <w:pPr>
@@ -27312,26 +26863,18 @@
       <w:pPr>
         <w:pStyle w:val="FirstParagraph"/>
       </w:pPr>
-      <w:ins w:id="60" w:author="PR Preview" w:date="2026-01-01T00:00:00Z">
-        <w:r>
-          <w:t xml:space="preserve">This reaches the alternating binomial sum for the same integral as above,</w:t>
-        </w:r>
-      </w:ins>
-      <w:ins w:id="61" w:author="PR Preview" w:date="2026-01-01T00:00:00Z">
-        <w:r>
-          <w:t xml:space="preserve"> </w:t>
-        </w:r>
-      </w:ins>
-      <w:ins w:id="62" w:author="PR Preview" w:date="2026-01-01T00:00:00Z">
-        <w:r>
-          <w:t xml:space="preserve">so it inherits the value</w:t>
-        </w:r>
-      </w:ins>
-      <w:ins w:id="63" w:author="PR Preview" w:date="2026-01-01T00:00:00Z">
-        <w:r>
-          <w:t xml:space="preserve"> </w:t>
-        </w:r>
-      </w:ins>
+      <w:r>
+        <w:t xml:space="preserve">This reaches the alternating binomial sum for the same integral as above,</w:t>
+      </w:r>
+      <w:r>
+        <w:t xml:space="preserve"> </w:t>
+      </w:r>
+      <w:r>
+        <w:t xml:space="preserve">so it inherits the value</w:t>
+      </w:r>
+      <w:r>
+        <w:t xml:space="preserve"> </w:t>
+      </w:r>
       <m:oMath>
         <m:nary>
           <m:naryPr>
@@ -27378,16 +26921,12 @@
           </m:e>
         </m:nary>
       </m:oMath>
-      <w:ins w:id="64" w:author="PR Preview" w:date="2026-01-01T00:00:00Z">
-        <w:r>
-          <w:t xml:space="preserve"> </w:t>
-        </w:r>
-      </w:ins>
-      <w:ins w:id="65" w:author="PR Preview" w:date="2026-01-01T00:00:00Z">
-        <w:r>
-          <w:t xml:space="preserve">from the integration-then-geometric-series computation.</w:t>
-        </w:r>
-      </w:ins>
+      <w:r>
+        <w:t xml:space="preserve"> </w:t>
+      </w:r>
+      <w:r>
+        <w:t xml:space="preserve">from the integration-then-geometric-series computation.</w:t>
+      </w:r>
     </w:p>
     <w:p>
       <w:pPr>
